--- a/Backend/Director_Disclosure/Output_Disclosures/2024-25/SAVI_JANA_SEA_FOODS_PRIVATE_LIMITED/MBP-1/MBP1_ANAND_SINGHAL_09406695.docx
+++ b/Backend/Director_Disclosure/Output_Disclosures/2024-25/SAVI_JANA_SEA_FOODS_PRIVATE_LIMITED/MBP-1/MBP1_ANAND_SINGHAL_09406695.docx
@@ -93,152 +93,17 @@
     </w:p>
     <w:p>
       <w:pPr>
-        <w:spacing w:before="0" w:after="0"/>
-        <w:jc w:val="left"/>
-      </w:pPr>
-      <w:r>
-        <w:rPr>
-          <w:rFonts w:ascii="Adani" w:hAnsi="Adani"/>
-          <w:b w:val="0"/>
-          <w:sz w:val="20"/>
-          <w:u w:val="none"/>
-        </w:rPr>
-        <w:t>ADANI AGRI LOGISTICS LIMITED</w:t>
-      </w:r>
-    </w:p>
-    <w:p>
-      <w:pPr>
-        <w:spacing w:before="0" w:after="0"/>
-        <w:jc w:val="left"/>
-      </w:pPr>
-      <w:r>
-        <w:rPr>
-          <w:rFonts w:ascii="Adani" w:hAnsi="Adani"/>
-          <w:b w:val="0"/>
-          <w:sz w:val="20"/>
-          <w:u w:val="none"/>
-        </w:rPr>
-        <w:t>AGRATAS PROJECTS LIMITED</w:t>
-      </w:r>
-    </w:p>
-    <w:p>
-      <w:pPr>
-        <w:spacing w:before="0" w:after="0"/>
-        <w:jc w:val="left"/>
-      </w:pPr>
-      <w:r>
-        <w:rPr>
-          <w:rFonts w:ascii="Adani" w:hAnsi="Adani"/>
-          <w:b w:val="0"/>
-          <w:sz w:val="20"/>
-          <w:u w:val="none"/>
-        </w:rPr>
-        <w:t>ADRITA REALTORS LIMITED</w:t>
-      </w:r>
-    </w:p>
-    <w:p>
-      <w:pPr>
-        <w:spacing w:before="0" w:after="0"/>
-        <w:jc w:val="left"/>
-      </w:pPr>
-      <w:r>
-        <w:rPr>
-          <w:rFonts w:ascii="Adani" w:hAnsi="Adani"/>
-          <w:b w:val="0"/>
-          <w:sz w:val="20"/>
-          <w:u w:val="none"/>
-        </w:rPr>
-        <w:t>ADANI LOGISTICS INFRASTRUCTURE LIMITED</w:t>
-      </w:r>
-    </w:p>
-    <w:p>
-      <w:pPr>
-        <w:spacing w:before="0" w:after="0"/>
-        <w:jc w:val="left"/>
-      </w:pPr>
-      <w:r>
-        <w:rPr>
-          <w:rFonts w:ascii="Adani" w:hAnsi="Adani"/>
-          <w:b w:val="0"/>
-          <w:sz w:val="20"/>
-          <w:u w:val="none"/>
-        </w:rPr>
-        <w:t>ADANI NOBLE LIMITED</w:t>
-      </w:r>
-    </w:p>
-    <w:p>
-      <w:pPr>
-        <w:spacing w:before="0" w:after="0"/>
-        <w:jc w:val="left"/>
-      </w:pPr>
-      <w:r>
-        <w:rPr>
-          <w:rFonts w:ascii="Adani" w:hAnsi="Adani"/>
-          <w:b w:val="0"/>
-          <w:sz w:val="20"/>
-          <w:u w:val="none"/>
-        </w:rPr>
-        <w:t>ADANI FORWARDING AGENT LIMITED</w:t>
-      </w:r>
-    </w:p>
-    <w:p>
-      <w:pPr>
-        <w:spacing w:before="0" w:after="0"/>
-        <w:jc w:val="left"/>
-      </w:pPr>
-      <w:r>
-        <w:rPr>
-          <w:rFonts w:ascii="Adani" w:hAnsi="Adani"/>
-          <w:b w:val="0"/>
-          <w:sz w:val="20"/>
-          <w:u w:val="none"/>
-        </w:rPr>
-        <w:t>SAPTATI BUILD ESTATE LIMITED</w:t>
-      </w:r>
-    </w:p>
-    <w:p>
-      <w:pPr>
-        <w:spacing w:before="0" w:after="0"/>
-        <w:jc w:val="left"/>
-      </w:pPr>
-      <w:r>
-        <w:rPr>
-          <w:rFonts w:ascii="Adani" w:hAnsi="Adani"/>
-          <w:b w:val="0"/>
-          <w:sz w:val="20"/>
-          <w:u w:val="none"/>
-        </w:rPr>
-        <w:t>SHANKHESHWAR BUILDWELL LIMITED</w:t>
-      </w:r>
-    </w:p>
-    <w:p>
-      <w:pPr>
-        <w:spacing w:before="0" w:after="0"/>
-        <w:jc w:val="left"/>
-      </w:pPr>
-      <w:r>
-        <w:rPr>
-          <w:rFonts w:ascii="Adani" w:hAnsi="Adani"/>
-          <w:b w:val="0"/>
-          <w:sz w:val="20"/>
-          <w:u w:val="none"/>
-        </w:rPr>
-        <w:t>ADANI LOGISTICS LIMITED</w:t>
-      </w:r>
-    </w:p>
-    <w:p>
-      <w:pPr>
         <w:spacing w:before="0" w:after="160"/>
         <w:jc w:val="left"/>
       </w:pPr>
       <w:r>
         <w:rPr>
           <w:rFonts w:ascii="Adani" w:hAnsi="Adani"/>
-          <w:b w:val="0"/>
+          <w:b/>
           <w:sz w:val="20"/>
           <w:u w:val="none"/>
         </w:rPr>
-        <w:t>ADINATH POLYFILLS PRIVATE LIMITED</w:t>
+        <w:t>SAVI JANA SEA FOODS PRIVATE LIMITED</w:t>
       </w:r>
     </w:p>
     <w:p>
@@ -1802,7 +1667,7 @@
                 <w:sz w:val="18"/>
                 <w:u w:val="none"/>
               </w:rPr>
-              <w:t>ADANI LOGISTICS LIMITED</w:t>
+              <w:t>SAVI JANA SEA FOODS PRIVATE LIMITED</w:t>
             </w:r>
           </w:p>
         </w:tc>
@@ -1830,7 +1695,7 @@
                 <w:sz w:val="18"/>
                 <w:u w:val="none"/>
               </w:rPr>
-              <w:t>CFO</w:t>
+              <w:t>Director</w:t>
             </w:r>
           </w:p>
         </w:tc>
@@ -1886,7 +1751,7 @@
                 <w:sz w:val="18"/>
                 <w:u w:val="none"/>
               </w:rPr>
-              <w:t>07/12/2022</w:t>
+              <w:t>09/05/2022</w:t>
             </w:r>
           </w:p>
         </w:tc>
@@ -2265,7 +2130,7 @@
                 <w:sz w:val="18"/>
                 <w:u w:val="none"/>
               </w:rPr>
-              <w:t>Date:   07th May, 2026</w:t>
+              <w:t>Date:   15th May, 2026</w:t>
             </w:r>
           </w:p>
         </w:tc>
@@ -2531,174 +2396,441 @@
         <w:t>:</w:t>
       </w:r>
     </w:p>
-    <w:p>
-      <w:pPr>
-        <w:pStyle w:val="ListNumber"/>
-        <w:spacing w:before="0" w:after="40"/>
-        <w:ind w:left="720"/>
-      </w:pPr>
-      <w:r>
-        <w:rPr>
-          <w:rFonts w:ascii="Adani" w:hAnsi="Adani"/>
-          <w:b w:val="0"/>
-          <w:sz w:val="20"/>
-          <w:u w:val="none"/>
-        </w:rPr>
-        <w:t>Father</w:t>
-        <w:tab/>
-        <w:tab/>
-        <w:t>:</w:t>
-        <w:tab/>
-        <w:t>NIL</w:t>
-      </w:r>
-    </w:p>
-    <w:p>
-      <w:pPr>
-        <w:pStyle w:val="ListNumber"/>
-        <w:spacing w:before="0" w:after="40"/>
-        <w:ind w:left="720"/>
-      </w:pPr>
-      <w:r>
-        <w:rPr>
-          <w:rFonts w:ascii="Adani" w:hAnsi="Adani"/>
-          <w:b w:val="0"/>
-          <w:sz w:val="20"/>
-          <w:u w:val="none"/>
-        </w:rPr>
-        <w:t>Mother</w:t>
-        <w:tab/>
-        <w:tab/>
-        <w:t>:</w:t>
-        <w:tab/>
-        <w:t>NIL</w:t>
-      </w:r>
-    </w:p>
-    <w:p>
-      <w:pPr>
-        <w:pStyle w:val="ListNumber"/>
-        <w:spacing w:before="0" w:after="40"/>
-        <w:ind w:left="720"/>
-      </w:pPr>
-      <w:r>
-        <w:rPr>
-          <w:rFonts w:ascii="Adani" w:hAnsi="Adani"/>
-          <w:b w:val="0"/>
-          <w:sz w:val="20"/>
-          <w:u w:val="none"/>
-        </w:rPr>
-        <w:t>Son</w:t>
-        <w:tab/>
-        <w:tab/>
-        <w:t>:</w:t>
-        <w:tab/>
-        <w:t>NIL</w:t>
-      </w:r>
-    </w:p>
-    <w:p>
-      <w:pPr>
-        <w:pStyle w:val="ListNumber"/>
-        <w:spacing w:before="0" w:after="40"/>
-        <w:ind w:left="720"/>
-      </w:pPr>
-      <w:r>
-        <w:rPr>
-          <w:rFonts w:ascii="Adani" w:hAnsi="Adani"/>
-          <w:b w:val="0"/>
-          <w:sz w:val="20"/>
-          <w:u w:val="none"/>
-        </w:rPr>
-        <w:t>Son's Wife</w:t>
-        <w:tab/>
-        <w:tab/>
-        <w:t>:</w:t>
-        <w:tab/>
-        <w:t>NIL</w:t>
-      </w:r>
-    </w:p>
-    <w:p>
-      <w:pPr>
-        <w:pStyle w:val="ListNumber"/>
-        <w:spacing w:before="0" w:after="40"/>
-        <w:ind w:left="720"/>
-      </w:pPr>
-      <w:r>
-        <w:rPr>
-          <w:rFonts w:ascii="Adani" w:hAnsi="Adani"/>
-          <w:b w:val="0"/>
-          <w:sz w:val="20"/>
-          <w:u w:val="none"/>
-        </w:rPr>
-        <w:t>Daughter</w:t>
-        <w:tab/>
-        <w:tab/>
-        <w:t>:</w:t>
-        <w:tab/>
-        <w:t>NIL</w:t>
-      </w:r>
-    </w:p>
-    <w:p>
-      <w:pPr>
-        <w:pStyle w:val="ListNumber"/>
-        <w:spacing w:before="0" w:after="40"/>
-        <w:ind w:left="720"/>
-      </w:pPr>
-      <w:r>
-        <w:rPr>
-          <w:rFonts w:ascii="Adani" w:hAnsi="Adani"/>
-          <w:b w:val="0"/>
-          <w:sz w:val="20"/>
-          <w:u w:val="none"/>
-        </w:rPr>
-        <w:t>Daughter's Husband</w:t>
-        <w:tab/>
-        <w:tab/>
-        <w:t>:</w:t>
-        <w:tab/>
-        <w:t>NIL</w:t>
-      </w:r>
-    </w:p>
-    <w:p>
-      <w:pPr>
-        <w:pStyle w:val="ListNumber"/>
-        <w:spacing w:before="0" w:after="40"/>
-        <w:ind w:left="720"/>
-      </w:pPr>
-      <w:r>
-        <w:rPr>
-          <w:rFonts w:ascii="Adani" w:hAnsi="Adani"/>
-          <w:b w:val="0"/>
-          <w:sz w:val="20"/>
-          <w:u w:val="none"/>
-        </w:rPr>
-        <w:t>Brother</w:t>
-        <w:tab/>
-        <w:tab/>
-        <w:t>:</w:t>
-        <w:tab/>
-        <w:t>NIL</w:t>
-      </w:r>
-    </w:p>
-    <w:p>
-      <w:pPr>
-        <w:pStyle w:val="ListNumber"/>
-        <w:spacing w:before="0" w:after="40"/>
-        <w:ind w:left="720"/>
-      </w:pPr>
-      <w:r>
-        <w:rPr>
-          <w:rFonts w:ascii="Adani" w:hAnsi="Adani"/>
-          <w:b w:val="0"/>
-          <w:sz w:val="20"/>
-          <w:u w:val="none"/>
-        </w:rPr>
-        <w:t>Sister</w:t>
-        <w:tab/>
-        <w:tab/>
-        <w:t>:</w:t>
-        <w:tab/>
-        <w:t>NIL</w:t>
-      </w:r>
-    </w:p>
+    <w:tbl>
+      <w:tblPr>
+        <w:tblW w:type="auto" w:w="0"/>
+        <w:jc w:val="left"/>
+        <w:tblLook w:firstColumn="1" w:firstRow="1" w:lastColumn="0" w:lastRow="0" w:noHBand="0" w:noVBand="1" w:val="04A0"/>
+      </w:tblPr>
+      <w:tblGrid>
+        <w:gridCol w:w="4536"/>
+        <w:gridCol w:w="4536"/>
+      </w:tblGrid>
+      <w:tr>
+        <w:tc>
+          <w:tcPr>
+            <w:tcW w:type="dxa" w:w="4536"/>
+            <w:tcBorders>
+              <w:top w:val="none"/>
+              <w:bottom w:val="none"/>
+              <w:left w:val="none"/>
+              <w:right w:val="none"/>
+            </w:tcBorders>
+          </w:tcPr>
+          <w:p>
+            <w:pPr>
+              <w:ind w:left="720"/>
+            </w:pPr>
+            <w:r>
+              <w:rPr>
+                <w:rFonts w:ascii="Adani" w:hAnsi="Adani"/>
+                <w:b w:val="0"/>
+                <w:sz w:val="20"/>
+                <w:u w:val="none"/>
+              </w:rPr>
+              <w:t>1.</w:t>
+              <w:tab/>
+              <w:t>Father</w:t>
+              <w:tab/>
+              <w:t>:</w:t>
+            </w:r>
+          </w:p>
+        </w:tc>
+        <w:tc>
+          <w:tcPr>
+            <w:tcW w:type="dxa" w:w="4536"/>
+            <w:tcBorders>
+              <w:top w:val="none"/>
+              <w:bottom w:val="none"/>
+              <w:left w:val="none"/>
+              <w:right w:val="none"/>
+            </w:tcBorders>
+          </w:tcPr>
+          <w:p>
+            <w:r>
+              <w:rPr>
+                <w:rFonts w:ascii="Adani" w:hAnsi="Adani"/>
+                <w:b w:val="0"/>
+                <w:sz w:val="20"/>
+                <w:u w:val="none"/>
+              </w:rPr>
+              <w:t>NIL</w:t>
+            </w:r>
+          </w:p>
+        </w:tc>
+      </w:tr>
+      <w:tr>
+        <w:tc>
+          <w:tcPr>
+            <w:tcW w:type="dxa" w:w="4536"/>
+            <w:tcBorders>
+              <w:top w:val="none"/>
+              <w:bottom w:val="none"/>
+              <w:left w:val="none"/>
+              <w:right w:val="none"/>
+            </w:tcBorders>
+          </w:tcPr>
+          <w:p>
+            <w:pPr>
+              <w:ind w:left="720"/>
+            </w:pPr>
+            <w:r>
+              <w:rPr>
+                <w:rFonts w:ascii="Adani" w:hAnsi="Adani"/>
+                <w:b w:val="0"/>
+                <w:sz w:val="20"/>
+                <w:u w:val="none"/>
+              </w:rPr>
+              <w:t>2.</w:t>
+              <w:tab/>
+              <w:t>Mother</w:t>
+              <w:tab/>
+              <w:t>:</w:t>
+            </w:r>
+          </w:p>
+        </w:tc>
+        <w:tc>
+          <w:tcPr>
+            <w:tcW w:type="dxa" w:w="4536"/>
+            <w:tcBorders>
+              <w:top w:val="none"/>
+              <w:bottom w:val="none"/>
+              <w:left w:val="none"/>
+              <w:right w:val="none"/>
+            </w:tcBorders>
+          </w:tcPr>
+          <w:p>
+            <w:r>
+              <w:rPr>
+                <w:rFonts w:ascii="Adani" w:hAnsi="Adani"/>
+                <w:b w:val="0"/>
+                <w:sz w:val="20"/>
+                <w:u w:val="none"/>
+              </w:rPr>
+              <w:t>NIL</w:t>
+            </w:r>
+          </w:p>
+        </w:tc>
+      </w:tr>
+      <w:tr>
+        <w:tc>
+          <w:tcPr>
+            <w:tcW w:type="dxa" w:w="4536"/>
+            <w:tcBorders>
+              <w:top w:val="none"/>
+              <w:bottom w:val="none"/>
+              <w:left w:val="none"/>
+              <w:right w:val="none"/>
+            </w:tcBorders>
+          </w:tcPr>
+          <w:p>
+            <w:pPr>
+              <w:ind w:left="720"/>
+            </w:pPr>
+            <w:r>
+              <w:rPr>
+                <w:rFonts w:ascii="Adani" w:hAnsi="Adani"/>
+                <w:b w:val="0"/>
+                <w:sz w:val="20"/>
+                <w:u w:val="none"/>
+              </w:rPr>
+              <w:t>3.</w:t>
+              <w:tab/>
+              <w:t>Son</w:t>
+              <w:tab/>
+              <w:t>:</w:t>
+            </w:r>
+          </w:p>
+        </w:tc>
+        <w:tc>
+          <w:tcPr>
+            <w:tcW w:type="dxa" w:w="4536"/>
+            <w:tcBorders>
+              <w:top w:val="none"/>
+              <w:bottom w:val="none"/>
+              <w:left w:val="none"/>
+              <w:right w:val="none"/>
+            </w:tcBorders>
+          </w:tcPr>
+          <w:p>
+            <w:r>
+              <w:rPr>
+                <w:rFonts w:ascii="Adani" w:hAnsi="Adani"/>
+                <w:b w:val="0"/>
+                <w:sz w:val="20"/>
+                <w:u w:val="none"/>
+              </w:rPr>
+              <w:t>NIL</w:t>
+            </w:r>
+          </w:p>
+        </w:tc>
+      </w:tr>
+      <w:tr>
+        <w:tc>
+          <w:tcPr>
+            <w:tcW w:type="dxa" w:w="4536"/>
+            <w:tcBorders>
+              <w:top w:val="none"/>
+              <w:bottom w:val="none"/>
+              <w:left w:val="none"/>
+              <w:right w:val="none"/>
+            </w:tcBorders>
+          </w:tcPr>
+          <w:p>
+            <w:pPr>
+              <w:ind w:left="720"/>
+            </w:pPr>
+            <w:r>
+              <w:rPr>
+                <w:rFonts w:ascii="Adani" w:hAnsi="Adani"/>
+                <w:b w:val="0"/>
+                <w:sz w:val="20"/>
+                <w:u w:val="none"/>
+              </w:rPr>
+              <w:t>4.</w:t>
+              <w:tab/>
+              <w:t>Son's Wife</w:t>
+              <w:tab/>
+              <w:t>:</w:t>
+            </w:r>
+          </w:p>
+        </w:tc>
+        <w:tc>
+          <w:tcPr>
+            <w:tcW w:type="dxa" w:w="4536"/>
+            <w:tcBorders>
+              <w:top w:val="none"/>
+              <w:bottom w:val="none"/>
+              <w:left w:val="none"/>
+              <w:right w:val="none"/>
+            </w:tcBorders>
+          </w:tcPr>
+          <w:p>
+            <w:r>
+              <w:rPr>
+                <w:rFonts w:ascii="Adani" w:hAnsi="Adani"/>
+                <w:b w:val="0"/>
+                <w:sz w:val="20"/>
+                <w:u w:val="none"/>
+              </w:rPr>
+              <w:t>NIL</w:t>
+            </w:r>
+          </w:p>
+        </w:tc>
+      </w:tr>
+      <w:tr>
+        <w:tc>
+          <w:tcPr>
+            <w:tcW w:type="dxa" w:w="4536"/>
+            <w:tcBorders>
+              <w:top w:val="none"/>
+              <w:bottom w:val="none"/>
+              <w:left w:val="none"/>
+              <w:right w:val="none"/>
+            </w:tcBorders>
+          </w:tcPr>
+          <w:p>
+            <w:pPr>
+              <w:ind w:left="720"/>
+            </w:pPr>
+            <w:r>
+              <w:rPr>
+                <w:rFonts w:ascii="Adani" w:hAnsi="Adani"/>
+                <w:b w:val="0"/>
+                <w:sz w:val="20"/>
+                <w:u w:val="none"/>
+              </w:rPr>
+              <w:t>5.</w:t>
+              <w:tab/>
+              <w:t>Daughter</w:t>
+              <w:tab/>
+              <w:t>:</w:t>
+            </w:r>
+          </w:p>
+        </w:tc>
+        <w:tc>
+          <w:tcPr>
+            <w:tcW w:type="dxa" w:w="4536"/>
+            <w:tcBorders>
+              <w:top w:val="none"/>
+              <w:bottom w:val="none"/>
+              <w:left w:val="none"/>
+              <w:right w:val="none"/>
+            </w:tcBorders>
+          </w:tcPr>
+          <w:p>
+            <w:r>
+              <w:rPr>
+                <w:rFonts w:ascii="Adani" w:hAnsi="Adani"/>
+                <w:b w:val="0"/>
+                <w:sz w:val="20"/>
+                <w:u w:val="none"/>
+              </w:rPr>
+              <w:t>NIL</w:t>
+            </w:r>
+          </w:p>
+        </w:tc>
+      </w:tr>
+      <w:tr>
+        <w:tc>
+          <w:tcPr>
+            <w:tcW w:type="dxa" w:w="4536"/>
+            <w:tcBorders>
+              <w:top w:val="none"/>
+              <w:bottom w:val="none"/>
+              <w:left w:val="none"/>
+              <w:right w:val="none"/>
+            </w:tcBorders>
+          </w:tcPr>
+          <w:p>
+            <w:pPr>
+              <w:ind w:left="720"/>
+            </w:pPr>
+            <w:r>
+              <w:rPr>
+                <w:rFonts w:ascii="Adani" w:hAnsi="Adani"/>
+                <w:b w:val="0"/>
+                <w:sz w:val="20"/>
+                <w:u w:val="none"/>
+              </w:rPr>
+              <w:t>6.</w:t>
+              <w:tab/>
+              <w:t>Daughter's Husband</w:t>
+              <w:tab/>
+              <w:t>:</w:t>
+            </w:r>
+          </w:p>
+        </w:tc>
+        <w:tc>
+          <w:tcPr>
+            <w:tcW w:type="dxa" w:w="4536"/>
+            <w:tcBorders>
+              <w:top w:val="none"/>
+              <w:bottom w:val="none"/>
+              <w:left w:val="none"/>
+              <w:right w:val="none"/>
+            </w:tcBorders>
+          </w:tcPr>
+          <w:p>
+            <w:r>
+              <w:rPr>
+                <w:rFonts w:ascii="Adani" w:hAnsi="Adani"/>
+                <w:b w:val="0"/>
+                <w:sz w:val="20"/>
+                <w:u w:val="none"/>
+              </w:rPr>
+              <w:t>NIL</w:t>
+            </w:r>
+          </w:p>
+        </w:tc>
+      </w:tr>
+      <w:tr>
+        <w:tc>
+          <w:tcPr>
+            <w:tcW w:type="dxa" w:w="4536"/>
+            <w:tcBorders>
+              <w:top w:val="none"/>
+              <w:bottom w:val="none"/>
+              <w:left w:val="none"/>
+              <w:right w:val="none"/>
+            </w:tcBorders>
+          </w:tcPr>
+          <w:p>
+            <w:pPr>
+              <w:ind w:left="720"/>
+            </w:pPr>
+            <w:r>
+              <w:rPr>
+                <w:rFonts w:ascii="Adani" w:hAnsi="Adani"/>
+                <w:b w:val="0"/>
+                <w:sz w:val="20"/>
+                <w:u w:val="none"/>
+              </w:rPr>
+              <w:t>7.</w:t>
+              <w:tab/>
+              <w:t>Brother</w:t>
+              <w:tab/>
+              <w:t>:</w:t>
+            </w:r>
+          </w:p>
+        </w:tc>
+        <w:tc>
+          <w:tcPr>
+            <w:tcW w:type="dxa" w:w="4536"/>
+            <w:tcBorders>
+              <w:top w:val="none"/>
+              <w:bottom w:val="none"/>
+              <w:left w:val="none"/>
+              <w:right w:val="none"/>
+            </w:tcBorders>
+          </w:tcPr>
+          <w:p>
+            <w:r>
+              <w:rPr>
+                <w:rFonts w:ascii="Adani" w:hAnsi="Adani"/>
+                <w:b w:val="0"/>
+                <w:sz w:val="20"/>
+                <w:u w:val="none"/>
+              </w:rPr>
+              <w:t>NIL</w:t>
+            </w:r>
+          </w:p>
+        </w:tc>
+      </w:tr>
+      <w:tr>
+        <w:tc>
+          <w:tcPr>
+            <w:tcW w:type="dxa" w:w="4536"/>
+            <w:tcBorders>
+              <w:top w:val="none"/>
+              <w:bottom w:val="none"/>
+              <w:left w:val="none"/>
+              <w:right w:val="none"/>
+            </w:tcBorders>
+          </w:tcPr>
+          <w:p>
+            <w:pPr>
+              <w:ind w:left="720"/>
+            </w:pPr>
+            <w:r>
+              <w:rPr>
+                <w:rFonts w:ascii="Adani" w:hAnsi="Adani"/>
+                <w:b w:val="0"/>
+                <w:sz w:val="20"/>
+                <w:u w:val="none"/>
+              </w:rPr>
+              <w:t>8.</w:t>
+              <w:tab/>
+              <w:t>Sister</w:t>
+              <w:tab/>
+              <w:t>:</w:t>
+            </w:r>
+          </w:p>
+        </w:tc>
+        <w:tc>
+          <w:tcPr>
+            <w:tcW w:type="dxa" w:w="4536"/>
+            <w:tcBorders>
+              <w:top w:val="none"/>
+              <w:bottom w:val="none"/>
+              <w:left w:val="none"/>
+              <w:right w:val="none"/>
+            </w:tcBorders>
+          </w:tcPr>
+          <w:p>
+            <w:r>
+              <w:rPr>
+                <w:rFonts w:ascii="Adani" w:hAnsi="Adani"/>
+                <w:b w:val="0"/>
+                <w:sz w:val="20"/>
+                <w:u w:val="none"/>
+              </w:rPr>
+              <w:t>NIL</w:t>
+            </w:r>
+          </w:p>
+        </w:tc>
+      </w:tr>
+    </w:tbl>
     <w:p/>
     <w:p>
       <w:pPr>
@@ -3035,7 +3167,7 @@
                 <w:sz w:val="18"/>
                 <w:u w:val="none"/>
               </w:rPr>
-              <w:t>Date:   07th May, 2026</w:t>
+              <w:t>Date:   15th May, 2026</w:t>
             </w:r>
           </w:p>
         </w:tc>
@@ -3196,7 +3328,7 @@
           <w:sz w:val="20"/>
           <w:u w:val="none"/>
         </w:rPr>
-        <w:t>07th May, 2026</w:t>
+        <w:t>15th May, 2026</w:t>
       </w:r>
     </w:p>
     <w:p>
@@ -3361,7 +3493,7 @@
           <w:sz w:val="20"/>
           <w:u w:val="none"/>
         </w:rPr>
-        <w:t>ADANI LOGISTICS LIMITED</w:t>
+        <w:t>SAVI JANA SEA FOODS PRIVATE LIMITED</w:t>
       </w:r>
     </w:p>
     <w:p>
@@ -3545,21 +3677,6 @@
         <w:t>SHANKHESHWAR BUILDWELL LIMITED</w:t>
       </w:r>
     </w:p>
-    <w:p>
-      <w:pPr>
-        <w:spacing w:before="0" w:after="20"/>
-        <w:jc w:val="left"/>
-      </w:pPr>
-      <w:r>
-        <w:rPr>
-          <w:rFonts w:ascii="Adani" w:hAnsi="Adani"/>
-          <w:b w:val="0"/>
-          <w:sz w:val="20"/>
-          <w:u w:val="none"/>
-        </w:rPr>
-        <w:t>ADANI LOGISTICS LIMITED</w:t>
-      </w:r>
-    </w:p>
     <w:p/>
     <w:p>
       <w:pPr>
@@ -3608,6 +3725,21 @@
           <w:u w:val="none"/>
         </w:rPr>
         <w:t>(C) Private Limited Companies which are not subsidiary(ies) of Public Companies:</w:t>
+      </w:r>
+    </w:p>
+    <w:p>
+      <w:pPr>
+        <w:spacing w:before="0" w:after="20"/>
+        <w:jc w:val="left"/>
+      </w:pPr>
+      <w:r>
+        <w:rPr>
+          <w:rFonts w:ascii="Adani" w:hAnsi="Adani"/>
+          <w:b w:val="0"/>
+          <w:sz w:val="20"/>
+          <w:u w:val="none"/>
+        </w:rPr>
+        <w:t>SAVI JANA SEA FOODS PRIVATE LIMITED</w:t>
       </w:r>
     </w:p>
     <w:p>
@@ -5579,7 +5711,7 @@
                 <w:sz w:val="18"/>
                 <w:u w:val="none"/>
               </w:rPr>
-              <w:t>U63090GJ2005PLC046419</w:t>
+              <w:t>U24299GJ1988PTC151829</w:t>
             </w:r>
           </w:p>
         </w:tc>
@@ -5607,7 +5739,7 @@
                 <w:sz w:val="18"/>
                 <w:u w:val="none"/>
               </w:rPr>
-              <w:t>ADANI LOGISTICS LIMITED</w:t>
+              <w:t>SAVI JANA SEA FOODS PRIVATE LIMITED</w:t>
             </w:r>
           </w:p>
         </w:tc>
@@ -5635,7 +5767,7 @@
                 <w:sz w:val="18"/>
                 <w:u w:val="none"/>
               </w:rPr>
-              <w:t>CFO</w:t>
+              <w:t>Director</w:t>
             </w:r>
           </w:p>
         </w:tc>
@@ -5663,7 +5795,7 @@
                 <w:sz w:val="18"/>
                 <w:u w:val="none"/>
               </w:rPr>
-              <w:t>07/12/2022</w:t>
+              <w:t>09/05/2022</w:t>
             </w:r>
           </w:p>
         </w:tc>

--- a/Backend/Director_Disclosure/Output_Disclosures/2024-25/SAVI_JANA_SEA_FOODS_PRIVATE_LIMITED/MBP-1/MBP1_ANAND_SINGHAL_09406695.docx
+++ b/Backend/Director_Disclosure/Output_Disclosures/2024-25/SAVI_JANA_SEA_FOODS_PRIVATE_LIMITED/MBP-1/MBP1_ANAND_SINGHAL_09406695.docx
@@ -2130,7 +2130,7 @@
                 <w:sz w:val="18"/>
                 <w:u w:val="none"/>
               </w:rPr>
-              <w:t>Date:   15th May, 2026</w:t>
+              <w:t>Date:   27th May, 2026</w:t>
             </w:r>
           </w:p>
         </w:tc>
@@ -3167,7 +3167,7 @@
                 <w:sz w:val="18"/>
                 <w:u w:val="none"/>
               </w:rPr>
-              <w:t>Date:   15th May, 2026</w:t>
+              <w:t>Date:   27th May, 2026</w:t>
             </w:r>
           </w:p>
         </w:tc>
@@ -3328,7 +3328,7 @@
           <w:sz w:val="20"/>
           <w:u w:val="none"/>
         </w:rPr>
-        <w:t>15th May, 2026</w:t>
+        <w:t>27th May, 2026</w:t>
       </w:r>
     </w:p>
     <w:p>
